--- a/M03-A-jzhu116.docx
+++ b/M03-A-jzhu116.docx
@@ -308,7 +308,7 @@
         <w:rPr>
           <w:rStyle w:val="VerbatimChar"/>
         </w:rPr>
-        <w:t xml:space="preserve">Operating System: Linux 7.0.0-1012-aws</w:t>
+        <w:t xml:space="preserve">Operating System: Linux 7.0.0-1013-aws</w:t>
       </w:r>
       <w:r>
         <w:br/>
@@ -353,7 +353,7 @@
         <w:rPr>
           <w:rStyle w:val="VerbatimChar"/>
         </w:rPr>
-        <w:t xml:space="preserve">Available Memory (MB): 378.62</w:t>
+        <w:t xml:space="preserve">Available Memory (MB): 371.3</w:t>
       </w:r>
     </w:p>
     <w:bookmarkStart w:id="9" w:name="system-check"/>
@@ -365,7 +365,7 @@
         <w:rPr>
           <w:rStyle w:val="VerbatimChar"/>
         </w:rPr>
-        <w:t xml:space="preserve">{'captured_at': '2026-09-27T04:09:34.660113+00:00',</w:t>
+        <w:t xml:space="preserve">{'captured_at': '2026-09-27T14:22:06.875229+00:00',</w:t>
       </w:r>
       <w:r>
         <w:br/>
@@ -383,7 +383,7 @@
         <w:rPr>
           <w:rStyle w:val="VerbatimChar"/>
         </w:rPr>
-        <w:t xml:space="preserve"> 'operating_system': 'Linux 7.0.0-1012-aws',</w:t>
+        <w:t xml:space="preserve"> 'operating_system': 'Linux 7.0.0-1013-aws',</w:t>
       </w:r>
       <w:r>
         <w:br/>
@@ -455,7 +455,7 @@
         <w:rPr>
           <w:rStyle w:val="VerbatimChar"/>
         </w:rPr>
-        <w:t xml:space="preserve">  'public_hostname': 'ec2-54-80-223-116.compute-1.amazonaws.com',</w:t>
+        <w:t xml:space="preserve">  'public_hostname': 'ec2-34-229-205-164.compute-1.amazonaws.com',</w:t>
       </w:r>
       <w:r>
         <w:br/>
@@ -482,7 +482,7 @@
         <w:rPr>
           <w:rStyle w:val="VerbatimChar"/>
         </w:rPr>
-        <w:t xml:space="preserve"> 'memory_available_mb': 378.62}</w:t>
+        <w:t xml:space="preserve"> 'memory_available_mb': 371.3}</w:t>
       </w:r>
     </w:p>
     <w:bookmarkEnd w:id="9"/>
@@ -13345,7 +13345,7 @@
         <w:rPr>
           <w:rStyle w:val="VerbatimChar"/>
         </w:rPr>
-        <w:t xml:space="preserve">5757</w:t>
+        <w:t xml:space="preserve">5772</w:t>
       </w:r>
     </w:p>
     <w:bookmarkEnd w:id="35"/>
@@ -15766,7 +15766,7 @@
         <w:rPr>
           <w:rStyle w:val="VerbatimChar"/>
         </w:rPr>
-        <w:t xml:space="preserve">916</w:t>
+        <w:t xml:space="preserve">883</w:t>
       </w:r>
     </w:p>
     <w:bookmarkEnd w:id="43"/>
@@ -21269,7 +21269,7 @@
         <w:rPr>
           <w:rStyle w:val="VerbatimChar"/>
         </w:rPr>
-        <w:t xml:space="preserve">1956</w:t>
+        <w:t xml:space="preserve">1933</w:t>
       </w:r>
     </w:p>
     <w:bookmarkEnd w:id="66"/>
@@ -24102,6 +24102,429 @@
           <w:rStyle w:val="NormalTok"/>
         </w:rPr>
         <w:t xml:space="preserve">    ]</w:t>
+      </w:r>
+      <w:r>
+        <w:br/>
+      </w:r>
+      <w:r>
+        <w:br/>
+      </w:r>
+      <w:r>
+        <w:rPr>
+          <w:rStyle w:val="NormalTok"/>
+        </w:rPr>
+        <w:t xml:space="preserve">remote_histogram_bin_count </w:t>
+      </w:r>
+      <w:r>
+        <w:rPr>
+          <w:rStyle w:val="OperatorTok"/>
+        </w:rPr>
+        <w:t xml:space="preserve">=</w:t>
+      </w:r>
+      <w:r>
+        <w:rPr>
+          <w:rStyle w:val="NormalTok"/>
+        </w:rPr>
+        <w:t xml:space="preserve"> </w:t>
+      </w:r>
+      <w:r>
+        <w:rPr>
+          <w:rStyle w:val="DecValTok"/>
+        </w:rPr>
+        <w:t xml:space="preserve">30</w:t>
+      </w:r>
+      <w:r>
+        <w:br/>
+      </w:r>
+      <w:r>
+        <w:br/>
+      </w:r>
+      <w:r>
+        <w:rPr>
+          <w:rStyle w:val="ControlFlowTok"/>
+        </w:rPr>
+        <w:t xml:space="preserve">if</w:t>
+      </w:r>
+      <w:r>
+        <w:rPr>
+          <w:rStyle w:val="NormalTok"/>
+        </w:rPr>
+        <w:t xml:space="preserve"> np.isclose(remote_salary_min, remote_salary_max):</w:t>
+      </w:r>
+      <w:r>
+        <w:br/>
+      </w:r>
+      <w:r>
+        <w:rPr>
+          <w:rStyle w:val="NormalTok"/>
+        </w:rPr>
+        <w:t xml:space="preserve">    remote_histogram_padding </w:t>
+      </w:r>
+      <w:r>
+        <w:rPr>
+          <w:rStyle w:val="OperatorTok"/>
+        </w:rPr>
+        <w:t xml:space="preserve">=</w:t>
+      </w:r>
+      <w:r>
+        <w:rPr>
+          <w:rStyle w:val="NormalTok"/>
+        </w:rPr>
+        <w:t xml:space="preserve"> </w:t>
+      </w:r>
+      <w:r>
+        <w:rPr>
+          <w:rStyle w:val="BuiltInTok"/>
+        </w:rPr>
+        <w:t xml:space="preserve">max</w:t>
+      </w:r>
+      <w:r>
+        <w:rPr>
+          <w:rStyle w:val="NormalTok"/>
+        </w:rPr>
+        <w:t xml:space="preserve">(remote_salary_min </w:t>
+      </w:r>
+      <w:r>
+        <w:rPr>
+          <w:rStyle w:val="OperatorTok"/>
+        </w:rPr>
+        <w:t xml:space="preserve">*</w:t>
+      </w:r>
+      <w:r>
+        <w:rPr>
+          <w:rStyle w:val="NormalTok"/>
+        </w:rPr>
+        <w:t xml:space="preserve"> </w:t>
+      </w:r>
+      <w:r>
+        <w:rPr>
+          <w:rStyle w:val="FloatTok"/>
+        </w:rPr>
+        <w:t xml:space="preserve">0.05</w:t>
+      </w:r>
+      <w:r>
+        <w:rPr>
+          <w:rStyle w:val="NormalTok"/>
+        </w:rPr>
+        <w:t xml:space="preserve">, </w:t>
+      </w:r>
+      <w:r>
+        <w:rPr>
+          <w:rStyle w:val="FloatTok"/>
+        </w:rPr>
+        <w:t xml:space="preserve">1.0</w:t>
+      </w:r>
+      <w:r>
+        <w:rPr>
+          <w:rStyle w:val="NormalTok"/>
+        </w:rPr>
+        <w:t xml:space="preserve">)</w:t>
+      </w:r>
+      <w:r>
+        <w:br/>
+      </w:r>
+      <w:r>
+        <w:rPr>
+          <w:rStyle w:val="NormalTok"/>
+        </w:rPr>
+        <w:t xml:space="preserve">    remote_histogram_bin_edges </w:t>
+      </w:r>
+      <w:r>
+        <w:rPr>
+          <w:rStyle w:val="OperatorTok"/>
+        </w:rPr>
+        <w:t xml:space="preserve">=</w:t>
+      </w:r>
+      <w:r>
+        <w:rPr>
+          <w:rStyle w:val="NormalTok"/>
+        </w:rPr>
+        <w:t xml:space="preserve"> np.array(</w:t>
+      </w:r>
+      <w:r>
+        <w:br/>
+      </w:r>
+      <w:r>
+        <w:rPr>
+          <w:rStyle w:val="NormalTok"/>
+        </w:rPr>
+        <w:t xml:space="preserve">        [</w:t>
+      </w:r>
+      <w:r>
+        <w:br/>
+      </w:r>
+      <w:r>
+        <w:rPr>
+          <w:rStyle w:val="NormalTok"/>
+        </w:rPr>
+        <w:t xml:space="preserve">            </w:t>
+      </w:r>
+      <w:r>
+        <w:rPr>
+          <w:rStyle w:val="BuiltInTok"/>
+        </w:rPr>
+        <w:t xml:space="preserve">max</w:t>
+      </w:r>
+      <w:r>
+        <w:rPr>
+          <w:rStyle w:val="NormalTok"/>
+        </w:rPr>
+        <w:t xml:space="preserve">(remote_salary_min </w:t>
+      </w:r>
+      <w:r>
+        <w:rPr>
+          <w:rStyle w:val="OperatorTok"/>
+        </w:rPr>
+        <w:t xml:space="preserve">-</w:t>
+      </w:r>
+      <w:r>
+        <w:rPr>
+          <w:rStyle w:val="NormalTok"/>
+        </w:rPr>
+        <w:t xml:space="preserve"> remote_histogram_padding, </w:t>
+      </w:r>
+      <w:r>
+        <w:rPr>
+          <w:rStyle w:val="FloatTok"/>
+        </w:rPr>
+        <w:t xml:space="preserve">0.01</w:t>
+      </w:r>
+      <w:r>
+        <w:rPr>
+          <w:rStyle w:val="NormalTok"/>
+        </w:rPr>
+        <w:t xml:space="preserve">),</w:t>
+      </w:r>
+      <w:r>
+        <w:br/>
+      </w:r>
+      <w:r>
+        <w:rPr>
+          <w:rStyle w:val="NormalTok"/>
+        </w:rPr>
+        <w:t xml:space="preserve">            remote_salary_max </w:t>
+      </w:r>
+      <w:r>
+        <w:rPr>
+          <w:rStyle w:val="OperatorTok"/>
+        </w:rPr>
+        <w:t xml:space="preserve">+</w:t>
+      </w:r>
+      <w:r>
+        <w:rPr>
+          <w:rStyle w:val="NormalTok"/>
+        </w:rPr>
+        <w:t xml:space="preserve"> remote_histogram_padding,</w:t>
+      </w:r>
+      <w:r>
+        <w:br/>
+      </w:r>
+      <w:r>
+        <w:rPr>
+          <w:rStyle w:val="NormalTok"/>
+        </w:rPr>
+        <w:t xml:space="preserve">        ]</w:t>
+      </w:r>
+      <w:r>
+        <w:br/>
+      </w:r>
+      <w:r>
+        <w:rPr>
+          <w:rStyle w:val="NormalTok"/>
+        </w:rPr>
+        <w:t xml:space="preserve">    )</w:t>
+      </w:r>
+      <w:r>
+        <w:br/>
+      </w:r>
+      <w:r>
+        <w:rPr>
+          <w:rStyle w:val="ControlFlowTok"/>
+        </w:rPr>
+        <w:t xml:space="preserve">elif</w:t>
+      </w:r>
+      <w:r>
+        <w:rPr>
+          <w:rStyle w:val="NormalTok"/>
+        </w:rPr>
+        <w:t xml:space="preserve"> remote_log_scale:</w:t>
+      </w:r>
+      <w:r>
+        <w:br/>
+      </w:r>
+      <w:r>
+        <w:rPr>
+          <w:rStyle w:val="NormalTok"/>
+        </w:rPr>
+        <w:t xml:space="preserve">    remote_histogram_bin_edges </w:t>
+      </w:r>
+      <w:r>
+        <w:rPr>
+          <w:rStyle w:val="OperatorTok"/>
+        </w:rPr>
+        <w:t xml:space="preserve">=</w:t>
+      </w:r>
+      <w:r>
+        <w:rPr>
+          <w:rStyle w:val="NormalTok"/>
+        </w:rPr>
+        <w:t xml:space="preserve"> np.geomspace(</w:t>
+      </w:r>
+      <w:r>
+        <w:br/>
+      </w:r>
+      <w:r>
+        <w:rPr>
+          <w:rStyle w:val="NormalTok"/>
+        </w:rPr>
+        <w:t xml:space="preserve">        remote_salary_min,</w:t>
+      </w:r>
+      <w:r>
+        <w:br/>
+      </w:r>
+      <w:r>
+        <w:rPr>
+          <w:rStyle w:val="NormalTok"/>
+        </w:rPr>
+        <w:t xml:space="preserve">        remote_salary_max,</w:t>
+      </w:r>
+      <w:r>
+        <w:br/>
+      </w:r>
+      <w:r>
+        <w:rPr>
+          <w:rStyle w:val="NormalTok"/>
+        </w:rPr>
+        <w:t xml:space="preserve">        remote_histogram_bin_count </w:t>
+      </w:r>
+      <w:r>
+        <w:rPr>
+          <w:rStyle w:val="OperatorTok"/>
+        </w:rPr>
+        <w:t xml:space="preserve">+</w:t>
+      </w:r>
+      <w:r>
+        <w:rPr>
+          <w:rStyle w:val="NormalTok"/>
+        </w:rPr>
+        <w:t xml:space="preserve"> </w:t>
+      </w:r>
+      <w:r>
+        <w:rPr>
+          <w:rStyle w:val="DecValTok"/>
+        </w:rPr>
+        <w:t xml:space="preserve">1</w:t>
+      </w:r>
+      <w:r>
+        <w:rPr>
+          <w:rStyle w:val="NormalTok"/>
+        </w:rPr>
+        <w:t xml:space="preserve">,</w:t>
+      </w:r>
+      <w:r>
+        <w:br/>
+      </w:r>
+      <w:r>
+        <w:rPr>
+          <w:rStyle w:val="NormalTok"/>
+        </w:rPr>
+        <w:t xml:space="preserve">    )</w:t>
+      </w:r>
+      <w:r>
+        <w:br/>
+      </w:r>
+      <w:r>
+        <w:rPr>
+          <w:rStyle w:val="ControlFlowTok"/>
+        </w:rPr>
+        <w:t xml:space="preserve">else</w:t>
+      </w:r>
+      <w:r>
+        <w:rPr>
+          <w:rStyle w:val="NormalTok"/>
+        </w:rPr>
+        <w:t xml:space="preserve">:</w:t>
+      </w:r>
+      <w:r>
+        <w:br/>
+      </w:r>
+      <w:r>
+        <w:rPr>
+          <w:rStyle w:val="NormalTok"/>
+        </w:rPr>
+        <w:t xml:space="preserve">    remote_histogram_bin_edges </w:t>
+      </w:r>
+      <w:r>
+        <w:rPr>
+          <w:rStyle w:val="OperatorTok"/>
+        </w:rPr>
+        <w:t xml:space="preserve">=</w:t>
+      </w:r>
+      <w:r>
+        <w:rPr>
+          <w:rStyle w:val="NormalTok"/>
+        </w:rPr>
+        <w:t xml:space="preserve"> np.linspace(</w:t>
+      </w:r>
+      <w:r>
+        <w:br/>
+      </w:r>
+      <w:r>
+        <w:rPr>
+          <w:rStyle w:val="NormalTok"/>
+        </w:rPr>
+        <w:t xml:space="preserve">        remote_salary_min,</w:t>
+      </w:r>
+      <w:r>
+        <w:br/>
+      </w:r>
+      <w:r>
+        <w:rPr>
+          <w:rStyle w:val="NormalTok"/>
+        </w:rPr>
+        <w:t xml:space="preserve">        remote_salary_max,</w:t>
+      </w:r>
+      <w:r>
+        <w:br/>
+      </w:r>
+      <w:r>
+        <w:rPr>
+          <w:rStyle w:val="NormalTok"/>
+        </w:rPr>
+        <w:t xml:space="preserve">        remote_histogram_bin_count </w:t>
+      </w:r>
+      <w:r>
+        <w:rPr>
+          <w:rStyle w:val="OperatorTok"/>
+        </w:rPr>
+        <w:t xml:space="preserve">+</w:t>
+      </w:r>
+      <w:r>
+        <w:rPr>
+          <w:rStyle w:val="NormalTok"/>
+        </w:rPr>
+        <w:t xml:space="preserve"> </w:t>
+      </w:r>
+      <w:r>
+        <w:rPr>
+          <w:rStyle w:val="DecValTok"/>
+        </w:rPr>
+        <w:t xml:space="preserve">1</w:t>
+      </w:r>
+      <w:r>
+        <w:rPr>
+          <w:rStyle w:val="NormalTok"/>
+        </w:rPr>
+        <w:t xml:space="preserve">,</w:t>
+      </w:r>
+      <w:r>
+        <w:br/>
+      </w:r>
+      <w:r>
+        <w:rPr>
+          <w:rStyle w:val="NormalTok"/>
+        </w:rPr>
+        <w:t xml:space="preserve">    )</w:t>
       </w:r>
     </w:p>
     <w:p>
@@ -26680,6 +27103,720 @@
         <w:rPr>
           <w:rStyle w:val="NormalTok"/>
         </w:rPr>
+        <w:t xml:space="preserve">    salary_values </w:t>
+      </w:r>
+      <w:r>
+        <w:rPr>
+          <w:rStyle w:val="OperatorTok"/>
+        </w:rPr>
+        <w:t xml:space="preserve">=</w:t>
+      </w:r>
+      <w:r>
+        <w:rPr>
+          <w:rStyle w:val="NormalTok"/>
+        </w:rPr>
+        <w:t xml:space="preserve"> pd.to_numeric(</w:t>
+      </w:r>
+      <w:r>
+        <w:br/>
+      </w:r>
+      <w:r>
+        <w:rPr>
+          <w:rStyle w:val="NormalTok"/>
+        </w:rPr>
+        <w:t xml:space="preserve">        group_pdf[</w:t>
+      </w:r>
+      <w:r>
+        <w:rPr>
+          <w:rStyle w:val="StringTok"/>
+        </w:rPr>
+        <w:t xml:space="preserve">"Average_Salary"</w:t>
+      </w:r>
+      <w:r>
+        <w:rPr>
+          <w:rStyle w:val="NormalTok"/>
+        </w:rPr>
+        <w:t xml:space="preserve">],</w:t>
+      </w:r>
+      <w:r>
+        <w:br/>
+      </w:r>
+      <w:r>
+        <w:rPr>
+          <w:rStyle w:val="NormalTok"/>
+        </w:rPr>
+        <w:t xml:space="preserve">        errors</w:t>
+      </w:r>
+      <w:r>
+        <w:rPr>
+          <w:rStyle w:val="OperatorTok"/>
+        </w:rPr>
+        <w:t xml:space="preserve">=</w:t>
+      </w:r>
+      <w:r>
+        <w:rPr>
+          <w:rStyle w:val="StringTok"/>
+        </w:rPr>
+        <w:t xml:space="preserve">"coerce"</w:t>
+      </w:r>
+      <w:r>
+        <w:rPr>
+          <w:rStyle w:val="NormalTok"/>
+        </w:rPr>
+        <w:t xml:space="preserve">,</w:t>
+      </w:r>
+      <w:r>
+        <w:br/>
+      </w:r>
+      <w:r>
+        <w:rPr>
+          <w:rStyle w:val="NormalTok"/>
+        </w:rPr>
+        <w:t xml:space="preserve">    ).to_numpy(dtype</w:t>
+      </w:r>
+      <w:r>
+        <w:rPr>
+          <w:rStyle w:val="OperatorTok"/>
+        </w:rPr>
+        <w:t xml:space="preserve">=</w:t>
+      </w:r>
+      <w:r>
+        <w:rPr>
+          <w:rStyle w:val="BuiltInTok"/>
+        </w:rPr>
+        <w:t xml:space="preserve">float</w:t>
+      </w:r>
+      <w:r>
+        <w:rPr>
+          <w:rStyle w:val="NormalTok"/>
+        </w:rPr>
+        <w:t xml:space="preserve">)</w:t>
+      </w:r>
+      <w:r>
+        <w:br/>
+      </w:r>
+      <w:r>
+        <w:rPr>
+          <w:rStyle w:val="NormalTok"/>
+        </w:rPr>
+        <w:t xml:space="preserve">    salary_values </w:t>
+      </w:r>
+      <w:r>
+        <w:rPr>
+          <w:rStyle w:val="OperatorTok"/>
+        </w:rPr>
+        <w:t xml:space="preserve">=</w:t>
+      </w:r>
+      <w:r>
+        <w:rPr>
+          <w:rStyle w:val="NormalTok"/>
+        </w:rPr>
+        <w:t xml:space="preserve"> salary_values[</w:t>
+      </w:r>
+      <w:r>
+        <w:br/>
+      </w:r>
+      <w:r>
+        <w:rPr>
+          <w:rStyle w:val="NormalTok"/>
+        </w:rPr>
+        <w:t xml:space="preserve">        np.isfinite(salary_values) </w:t>
+      </w:r>
+      <w:r>
+        <w:rPr>
+          <w:rStyle w:val="OperatorTok"/>
+        </w:rPr>
+        <w:t xml:space="preserve">&amp;</w:t>
+      </w:r>
+      <w:r>
+        <w:rPr>
+          <w:rStyle w:val="NormalTok"/>
+        </w:rPr>
+        <w:t xml:space="preserve"> (salary_values </w:t>
+      </w:r>
+      <w:r>
+        <w:rPr>
+          <w:rStyle w:val="OperatorTok"/>
+        </w:rPr>
+        <w:t xml:space="preserve">&gt;</w:t>
+      </w:r>
+      <w:r>
+        <w:rPr>
+          <w:rStyle w:val="NormalTok"/>
+        </w:rPr>
+        <w:t xml:space="preserve"> </w:t>
+      </w:r>
+      <w:r>
+        <w:rPr>
+          <w:rStyle w:val="DecValTok"/>
+        </w:rPr>
+        <w:t xml:space="preserve">0</w:t>
+      </w:r>
+      <w:r>
+        <w:rPr>
+          <w:rStyle w:val="NormalTok"/>
+        </w:rPr>
+        <w:t xml:space="preserve">)</w:t>
+      </w:r>
+      <w:r>
+        <w:br/>
+      </w:r>
+      <w:r>
+        <w:rPr>
+          <w:rStyle w:val="NormalTok"/>
+        </w:rPr>
+        <w:t xml:space="preserve">    ]</w:t>
+      </w:r>
+      <w:r>
+        <w:br/>
+      </w:r>
+      <w:r>
+        <w:br/>
+      </w:r>
+      <w:r>
+        <w:rPr>
+          <w:rStyle w:val="NormalTok"/>
+        </w:rPr>
+        <w:t xml:space="preserve">    </w:t>
+      </w:r>
+      <w:r>
+        <w:rPr>
+          <w:rStyle w:val="ControlFlowTok"/>
+        </w:rPr>
+        <w:t xml:space="preserve">if</w:t>
+      </w:r>
+      <w:r>
+        <w:rPr>
+          <w:rStyle w:val="NormalTok"/>
+        </w:rPr>
+        <w:t xml:space="preserve"> salary_values.size </w:t>
+      </w:r>
+      <w:r>
+        <w:rPr>
+          <w:rStyle w:val="OperatorTok"/>
+        </w:rPr>
+        <w:t xml:space="preserve">==</w:t>
+      </w:r>
+      <w:r>
+        <w:rPr>
+          <w:rStyle w:val="NormalTok"/>
+        </w:rPr>
+        <w:t xml:space="preserve"> </w:t>
+      </w:r>
+      <w:r>
+        <w:rPr>
+          <w:rStyle w:val="DecValTok"/>
+        </w:rPr>
+        <w:t xml:space="preserve">0</w:t>
+      </w:r>
+      <w:r>
+        <w:rPr>
+          <w:rStyle w:val="NormalTok"/>
+        </w:rPr>
+        <w:t xml:space="preserve">:</w:t>
+      </w:r>
+      <w:r>
+        <w:br/>
+      </w:r>
+      <w:r>
+        <w:rPr>
+          <w:rStyle w:val="NormalTok"/>
+        </w:rPr>
+        <w:t xml:space="preserve">        display(Markdown(</w:t>
+      </w:r>
+      <w:r>
+        <w:rPr>
+          <w:rStyle w:val="SpecialStringTok"/>
+        </w:rPr>
+        <w:t xml:space="preserve">f"**Key insights.** No valid salary values were available for </w:t>
+      </w:r>
+      <w:r>
+        <w:rPr>
+          <w:rStyle w:val="SpecialCharTok"/>
+        </w:rPr>
+        <w:t xml:space="preserve">{</w:t>
+      </w:r>
+      <w:r>
+        <w:rPr>
+          <w:rStyle w:val="NormalTok"/>
+        </w:rPr>
+        <w:t xml:space="preserve">group_name</w:t>
+      </w:r>
+      <w:r>
+        <w:rPr>
+          <w:rStyle w:val="SpecialCharTok"/>
+        </w:rPr>
+        <w:t xml:space="preserve">}</w:t>
+      </w:r>
+      <w:r>
+        <w:rPr>
+          <w:rStyle w:val="SpecialStringTok"/>
+        </w:rPr>
+        <w:t xml:space="preserve">."</w:t>
+      </w:r>
+      <w:r>
+        <w:rPr>
+          <w:rStyle w:val="NormalTok"/>
+        </w:rPr>
+        <w:t xml:space="preserve">))</w:t>
+      </w:r>
+      <w:r>
+        <w:br/>
+      </w:r>
+      <w:r>
+        <w:rPr>
+          <w:rStyle w:val="NormalTok"/>
+        </w:rPr>
+        <w:t xml:space="preserve">        </w:t>
+      </w:r>
+      <w:r>
+        <w:rPr>
+          <w:rStyle w:val="ControlFlowTok"/>
+        </w:rPr>
+        <w:t xml:space="preserve">return</w:t>
+      </w:r>
+      <w:r>
+        <w:br/>
+      </w:r>
+      <w:r>
+        <w:br/>
+      </w:r>
+      <w:r>
+        <w:rPr>
+          <w:rStyle w:val="NormalTok"/>
+        </w:rPr>
+        <w:t xml:space="preserve">    histogram_counts, histogram_edges </w:t>
+      </w:r>
+      <w:r>
+        <w:rPr>
+          <w:rStyle w:val="OperatorTok"/>
+        </w:rPr>
+        <w:t xml:space="preserve">=</w:t>
+      </w:r>
+      <w:r>
+        <w:rPr>
+          <w:rStyle w:val="NormalTok"/>
+        </w:rPr>
+        <w:t xml:space="preserve"> np.histogram(</w:t>
+      </w:r>
+      <w:r>
+        <w:br/>
+      </w:r>
+      <w:r>
+        <w:rPr>
+          <w:rStyle w:val="NormalTok"/>
+        </w:rPr>
+        <w:t xml:space="preserve">        salary_values,</w:t>
+      </w:r>
+      <w:r>
+        <w:br/>
+      </w:r>
+      <w:r>
+        <w:rPr>
+          <w:rStyle w:val="NormalTok"/>
+        </w:rPr>
+        <w:t xml:space="preserve">        bins</w:t>
+      </w:r>
+      <w:r>
+        <w:rPr>
+          <w:rStyle w:val="OperatorTok"/>
+        </w:rPr>
+        <w:t xml:space="preserve">=</w:t>
+      </w:r>
+      <w:r>
+        <w:rPr>
+          <w:rStyle w:val="NormalTok"/>
+        </w:rPr>
+        <w:t xml:space="preserve">remote_histogram_bin_edges,</w:t>
+      </w:r>
+      <w:r>
+        <w:br/>
+      </w:r>
+      <w:r>
+        <w:rPr>
+          <w:rStyle w:val="NormalTok"/>
+        </w:rPr>
+        <w:t xml:space="preserve">    )</w:t>
+      </w:r>
+      <w:r>
+        <w:br/>
+      </w:r>
+      <w:r>
+        <w:rPr>
+          <w:rStyle w:val="NormalTok"/>
+        </w:rPr>
+        <w:t xml:space="preserve">    nonempty_bins </w:t>
+      </w:r>
+      <w:r>
+        <w:rPr>
+          <w:rStyle w:val="OperatorTok"/>
+        </w:rPr>
+        <w:t xml:space="preserve">=</w:t>
+      </w:r>
+      <w:r>
+        <w:rPr>
+          <w:rStyle w:val="NormalTok"/>
+        </w:rPr>
+        <w:t xml:space="preserve"> histogram_counts </w:t>
+      </w:r>
+      <w:r>
+        <w:rPr>
+          <w:rStyle w:val="OperatorTok"/>
+        </w:rPr>
+        <w:t xml:space="preserve">&gt;</w:t>
+      </w:r>
+      <w:r>
+        <w:rPr>
+          <w:rStyle w:val="NormalTok"/>
+        </w:rPr>
+        <w:t xml:space="preserve"> </w:t>
+      </w:r>
+      <w:r>
+        <w:rPr>
+          <w:rStyle w:val="DecValTok"/>
+        </w:rPr>
+        <w:t xml:space="preserve">0</w:t>
+      </w:r>
+      <w:r>
+        <w:br/>
+      </w:r>
+      <w:r>
+        <w:rPr>
+          <w:rStyle w:val="NormalTok"/>
+        </w:rPr>
+        <w:t xml:space="preserve">    histogram_left_edges </w:t>
+      </w:r>
+      <w:r>
+        <w:rPr>
+          <w:rStyle w:val="OperatorTok"/>
+        </w:rPr>
+        <w:t xml:space="preserve">=</w:t>
+      </w:r>
+      <w:r>
+        <w:rPr>
+          <w:rStyle w:val="NormalTok"/>
+        </w:rPr>
+        <w:t xml:space="preserve"> histogram_edges[:</w:t>
+      </w:r>
+      <w:r>
+        <w:rPr>
+          <w:rStyle w:val="OperatorTok"/>
+        </w:rPr>
+        <w:t xml:space="preserve">-</w:t>
+      </w:r>
+      <w:r>
+        <w:rPr>
+          <w:rStyle w:val="DecValTok"/>
+        </w:rPr>
+        <w:t xml:space="preserve">1</w:t>
+      </w:r>
+      <w:r>
+        <w:rPr>
+          <w:rStyle w:val="NormalTok"/>
+        </w:rPr>
+        <w:t xml:space="preserve">][nonempty_bins]</w:t>
+      </w:r>
+      <w:r>
+        <w:br/>
+      </w:r>
+      <w:r>
+        <w:rPr>
+          <w:rStyle w:val="NormalTok"/>
+        </w:rPr>
+        <w:t xml:space="preserve">    histogram_right_edges </w:t>
+      </w:r>
+      <w:r>
+        <w:rPr>
+          <w:rStyle w:val="OperatorTok"/>
+        </w:rPr>
+        <w:t xml:space="preserve">=</w:t>
+      </w:r>
+      <w:r>
+        <w:rPr>
+          <w:rStyle w:val="NormalTok"/>
+        </w:rPr>
+        <w:t xml:space="preserve"> histogram_edges[</w:t>
+      </w:r>
+      <w:r>
+        <w:rPr>
+          <w:rStyle w:val="DecValTok"/>
+        </w:rPr>
+        <w:t xml:space="preserve">1</w:t>
+      </w:r>
+      <w:r>
+        <w:rPr>
+          <w:rStyle w:val="NormalTok"/>
+        </w:rPr>
+        <w:t xml:space="preserve">:][nonempty_bins]</w:t>
+      </w:r>
+      <w:r>
+        <w:br/>
+      </w:r>
+      <w:r>
+        <w:rPr>
+          <w:rStyle w:val="NormalTok"/>
+        </w:rPr>
+        <w:t xml:space="preserve">    histogram_widths </w:t>
+      </w:r>
+      <w:r>
+        <w:rPr>
+          <w:rStyle w:val="OperatorTok"/>
+        </w:rPr>
+        <w:t xml:space="preserve">=</w:t>
+      </w:r>
+      <w:r>
+        <w:rPr>
+          <w:rStyle w:val="NormalTok"/>
+        </w:rPr>
+        <w:t xml:space="preserve"> (</w:t>
+      </w:r>
+      <w:r>
+        <w:br/>
+      </w:r>
+      <w:r>
+        <w:rPr>
+          <w:rStyle w:val="NormalTok"/>
+        </w:rPr>
+        <w:t xml:space="preserve">        histogram_right_edges </w:t>
+      </w:r>
+      <w:r>
+        <w:rPr>
+          <w:rStyle w:val="OperatorTok"/>
+        </w:rPr>
+        <w:t xml:space="preserve">-</w:t>
+      </w:r>
+      <w:r>
+        <w:rPr>
+          <w:rStyle w:val="NormalTok"/>
+        </w:rPr>
+        <w:t xml:space="preserve"> histogram_left_edges</w:t>
+      </w:r>
+      <w:r>
+        <w:br/>
+      </w:r>
+      <w:r>
+        <w:rPr>
+          <w:rStyle w:val="NormalTok"/>
+        </w:rPr>
+        <w:t xml:space="preserve">    )</w:t>
+      </w:r>
+      <w:r>
+        <w:br/>
+      </w:r>
+      <w:r>
+        <w:br/>
+      </w:r>
+      <w:r>
+        <w:rPr>
+          <w:rStyle w:val="NormalTok"/>
+        </w:rPr>
+        <w:t xml:space="preserve">    </w:t>
+      </w:r>
+      <w:r>
+        <w:rPr>
+          <w:rStyle w:val="ControlFlowTok"/>
+        </w:rPr>
+        <w:t xml:space="preserve">if</w:t>
+      </w:r>
+      <w:r>
+        <w:rPr>
+          <w:rStyle w:val="NormalTok"/>
+        </w:rPr>
+        <w:t xml:space="preserve"> remote_log_scale:</w:t>
+      </w:r>
+      <w:r>
+        <w:br/>
+      </w:r>
+      <w:r>
+        <w:rPr>
+          <w:rStyle w:val="NormalTok"/>
+        </w:rPr>
+        <w:t xml:space="preserve">        histogram_centers </w:t>
+      </w:r>
+      <w:r>
+        <w:rPr>
+          <w:rStyle w:val="OperatorTok"/>
+        </w:rPr>
+        <w:t xml:space="preserve">=</w:t>
+      </w:r>
+      <w:r>
+        <w:rPr>
+          <w:rStyle w:val="NormalTok"/>
+        </w:rPr>
+        <w:t xml:space="preserve"> np.sqrt(</w:t>
+      </w:r>
+      <w:r>
+        <w:br/>
+      </w:r>
+      <w:r>
+        <w:rPr>
+          <w:rStyle w:val="NormalTok"/>
+        </w:rPr>
+        <w:t xml:space="preserve">            histogram_left_edges </w:t>
+      </w:r>
+      <w:r>
+        <w:rPr>
+          <w:rStyle w:val="OperatorTok"/>
+        </w:rPr>
+        <w:t xml:space="preserve">*</w:t>
+      </w:r>
+      <w:r>
+        <w:rPr>
+          <w:rStyle w:val="NormalTok"/>
+        </w:rPr>
+        <w:t xml:space="preserve"> histogram_right_edges</w:t>
+      </w:r>
+      <w:r>
+        <w:br/>
+      </w:r>
+      <w:r>
+        <w:rPr>
+          <w:rStyle w:val="NormalTok"/>
+        </w:rPr>
+        <w:t xml:space="preserve">        )</w:t>
+      </w:r>
+      <w:r>
+        <w:br/>
+      </w:r>
+      <w:r>
+        <w:rPr>
+          <w:rStyle w:val="NormalTok"/>
+        </w:rPr>
+        <w:t xml:space="preserve">    </w:t>
+      </w:r>
+      <w:r>
+        <w:rPr>
+          <w:rStyle w:val="ControlFlowTok"/>
+        </w:rPr>
+        <w:t xml:space="preserve">else</w:t>
+      </w:r>
+      <w:r>
+        <w:rPr>
+          <w:rStyle w:val="NormalTok"/>
+        </w:rPr>
+        <w:t xml:space="preserve">:</w:t>
+      </w:r>
+      <w:r>
+        <w:br/>
+      </w:r>
+      <w:r>
+        <w:rPr>
+          <w:rStyle w:val="NormalTok"/>
+        </w:rPr>
+        <w:t xml:space="preserve">        histogram_centers </w:t>
+      </w:r>
+      <w:r>
+        <w:rPr>
+          <w:rStyle w:val="OperatorTok"/>
+        </w:rPr>
+        <w:t xml:space="preserve">=</w:t>
+      </w:r>
+      <w:r>
+        <w:rPr>
+          <w:rStyle w:val="NormalTok"/>
+        </w:rPr>
+        <w:t xml:space="preserve"> (</w:t>
+      </w:r>
+      <w:r>
+        <w:br/>
+      </w:r>
+      <w:r>
+        <w:rPr>
+          <w:rStyle w:val="NormalTok"/>
+        </w:rPr>
+        <w:t xml:space="preserve">            histogram_left_edges </w:t>
+      </w:r>
+      <w:r>
+        <w:rPr>
+          <w:rStyle w:val="OperatorTok"/>
+        </w:rPr>
+        <w:t xml:space="preserve">+</w:t>
+      </w:r>
+      <w:r>
+        <w:rPr>
+          <w:rStyle w:val="NormalTok"/>
+        </w:rPr>
+        <w:t xml:space="preserve"> histogram_right_edges</w:t>
+      </w:r>
+      <w:r>
+        <w:br/>
+      </w:r>
+      <w:r>
+        <w:rPr>
+          <w:rStyle w:val="NormalTok"/>
+        </w:rPr>
+        <w:t xml:space="preserve">        ) </w:t>
+      </w:r>
+      <w:r>
+        <w:rPr>
+          <w:rStyle w:val="OperatorTok"/>
+        </w:rPr>
+        <w:t xml:space="preserve">/</w:t>
+      </w:r>
+      <w:r>
+        <w:rPr>
+          <w:rStyle w:val="NormalTok"/>
+        </w:rPr>
+        <w:t xml:space="preserve"> </w:t>
+      </w:r>
+      <w:r>
+        <w:rPr>
+          <w:rStyle w:val="FloatTok"/>
+        </w:rPr>
+        <w:t xml:space="preserve">2.0</w:t>
+      </w:r>
+      <w:r>
+        <w:br/>
+      </w:r>
+      <w:r>
+        <w:br/>
+      </w:r>
+      <w:r>
+        <w:rPr>
+          <w:rStyle w:val="NormalTok"/>
+        </w:rPr>
+        <w:t xml:space="preserve">    histogram_hover_data </w:t>
+      </w:r>
+      <w:r>
+        <w:rPr>
+          <w:rStyle w:val="OperatorTok"/>
+        </w:rPr>
+        <w:t xml:space="preserve">=</w:t>
+      </w:r>
+      <w:r>
+        <w:rPr>
+          <w:rStyle w:val="NormalTok"/>
+        </w:rPr>
+        <w:t xml:space="preserve"> np.column_stack(</w:t>
+      </w:r>
+      <w:r>
+        <w:br/>
+      </w:r>
+      <w:r>
+        <w:rPr>
+          <w:rStyle w:val="NormalTok"/>
+        </w:rPr>
+        <w:t xml:space="preserve">        [histogram_left_edges, histogram_right_edges]</w:t>
+      </w:r>
+      <w:r>
+        <w:br/>
+      </w:r>
+      <w:r>
+        <w:rPr>
+          <w:rStyle w:val="NormalTok"/>
+        </w:rPr>
+        <w:t xml:space="preserve">    )</w:t>
+      </w:r>
+      <w:r>
+        <w:br/>
+      </w:r>
+      <w:r>
+        <w:br/>
+      </w:r>
+      <w:r>
+        <w:rPr>
+          <w:rStyle w:val="NormalTok"/>
+        </w:rPr>
         <w:t xml:space="preserve">    remote_histogram </w:t>
       </w:r>
       <w:r>
@@ -26692,25 +27829,25 @@
         <w:rPr>
           <w:rStyle w:val="NormalTok"/>
         </w:rPr>
-        <w:t xml:space="preserve"> px.histogram(</w:t>
-      </w:r>
-      <w:r>
-        <w:br/>
-      </w:r>
-      <w:r>
-        <w:rPr>
-          <w:rStyle w:val="NormalTok"/>
-        </w:rPr>
-        <w:t xml:space="preserve">        group_pdf,</w:t>
-      </w:r>
-      <w:r>
-        <w:br/>
-      </w:r>
-      <w:r>
-        <w:rPr>
-          <w:rStyle w:val="NormalTok"/>
-        </w:rPr>
-        <w:t xml:space="preserve">        x</w:t>
+        <w:t xml:space="preserve"> go.Figure(</w:t>
+      </w:r>
+      <w:r>
+        <w:br/>
+      </w:r>
+      <w:r>
+        <w:rPr>
+          <w:rStyle w:val="NormalTok"/>
+        </w:rPr>
+        <w:t xml:space="preserve">        go.Bar(</w:t>
+      </w:r>
+      <w:r>
+        <w:br/>
+      </w:r>
+      <w:r>
+        <w:rPr>
+          <w:rStyle w:val="NormalTok"/>
+        </w:rPr>
+        <w:t xml:space="preserve">            x</w:t>
       </w:r>
       <w:r>
         <w:rPr>
@@ -26720,9 +27857,213 @@
       </w:r>
       <w:r>
         <w:rPr>
-          <w:rStyle w:val="StringTok"/>
-        </w:rPr>
-        <w:t xml:space="preserve">"Average_Salary"</w:t>
+          <w:rStyle w:val="NormalTok"/>
+        </w:rPr>
+        <w:t xml:space="preserve">histogram_centers,</w:t>
+      </w:r>
+      <w:r>
+        <w:br/>
+      </w:r>
+      <w:r>
+        <w:rPr>
+          <w:rStyle w:val="NormalTok"/>
+        </w:rPr>
+        <w:t xml:space="preserve">            y</w:t>
+      </w:r>
+      <w:r>
+        <w:rPr>
+          <w:rStyle w:val="OperatorTok"/>
+        </w:rPr>
+        <w:t xml:space="preserve">=</w:t>
+      </w:r>
+      <w:r>
+        <w:rPr>
+          <w:rStyle w:val="NormalTok"/>
+        </w:rPr>
+        <w:t xml:space="preserve">histogram_counts[nonempty_bins],</w:t>
+      </w:r>
+      <w:r>
+        <w:br/>
+      </w:r>
+      <w:r>
+        <w:rPr>
+          <w:rStyle w:val="NormalTok"/>
+        </w:rPr>
+        <w:t xml:space="preserve">            width</w:t>
+      </w:r>
+      <w:r>
+        <w:rPr>
+          <w:rStyle w:val="OperatorTok"/>
+        </w:rPr>
+        <w:t xml:space="preserve">=</w:t>
+      </w:r>
+      <w:r>
+        <w:rPr>
+          <w:rStyle w:val="NormalTok"/>
+        </w:rPr>
+        <w:t xml:space="preserve">histogram_widths,</w:t>
+      </w:r>
+      <w:r>
+        <w:br/>
+      </w:r>
+      <w:r>
+        <w:rPr>
+          <w:rStyle w:val="NormalTok"/>
+        </w:rPr>
+        <w:t xml:space="preserve">            customdata</w:t>
+      </w:r>
+      <w:r>
+        <w:rPr>
+          <w:rStyle w:val="OperatorTok"/>
+        </w:rPr>
+        <w:t xml:space="preserve">=</w:t>
+      </w:r>
+      <w:r>
+        <w:rPr>
+          <w:rStyle w:val="NormalTok"/>
+        </w:rPr>
+        <w:t xml:space="preserve">histogram_hover_data,</w:t>
+      </w:r>
+      <w:r>
+        <w:br/>
+      </w:r>
+      <w:r>
+        <w:rPr>
+          <w:rStyle w:val="NormalTok"/>
+        </w:rPr>
+        <w:t xml:space="preserve">            marker</w:t>
+      </w:r>
+      <w:r>
+        <w:rPr>
+          <w:rStyle w:val="OperatorTok"/>
+        </w:rPr>
+        <w:t xml:space="preserve">=</w:t>
+      </w:r>
+      <w:r>
+        <w:rPr>
+          <w:rStyle w:val="NormalTok"/>
+        </w:rPr>
+        <w:t xml:space="preserve">{</w:t>
+      </w:r>
+      <w:r>
+        <w:br/>
+      </w:r>
+      <w:r>
+        <w:rPr>
+          <w:rStyle w:val="NormalTok"/>
+        </w:rPr>
+        <w:t xml:space="preserve">                </w:t>
+      </w:r>
+      <w:r>
+        <w:rPr>
+          <w:rStyle w:val="StringTok"/>
+        </w:rPr>
+        <w:t xml:space="preserve">"color"</w:t>
+      </w:r>
+      <w:r>
+        <w:rPr>
+          <w:rStyle w:val="NormalTok"/>
+        </w:rPr>
+        <w:t xml:space="preserve">: remote_colors[group_name],</w:t>
+      </w:r>
+      <w:r>
+        <w:br/>
+      </w:r>
+      <w:r>
+        <w:rPr>
+          <w:rStyle w:val="NormalTok"/>
+        </w:rPr>
+        <w:t xml:space="preserve">                </w:t>
+      </w:r>
+      <w:r>
+        <w:rPr>
+          <w:rStyle w:val="StringTok"/>
+        </w:rPr>
+        <w:t xml:space="preserve">"line"</w:t>
+      </w:r>
+      <w:r>
+        <w:rPr>
+          <w:rStyle w:val="NormalTok"/>
+        </w:rPr>
+        <w:t xml:space="preserve">: {</w:t>
+      </w:r>
+      <w:r>
+        <w:rPr>
+          <w:rStyle w:val="StringTok"/>
+        </w:rPr>
+        <w:t xml:space="preserve">"color"</w:t>
+      </w:r>
+      <w:r>
+        <w:rPr>
+          <w:rStyle w:val="NormalTok"/>
+        </w:rPr>
+        <w:t xml:space="preserve">: </w:t>
+      </w:r>
+      <w:r>
+        <w:rPr>
+          <w:rStyle w:val="StringTok"/>
+        </w:rPr>
+        <w:t xml:space="preserve">"#FFFFFF"</w:t>
+      </w:r>
+      <w:r>
+        <w:rPr>
+          <w:rStyle w:val="NormalTok"/>
+        </w:rPr>
+        <w:t xml:space="preserve">, </w:t>
+      </w:r>
+      <w:r>
+        <w:rPr>
+          <w:rStyle w:val="StringTok"/>
+        </w:rPr>
+        <w:t xml:space="preserve">"width"</w:t>
+      </w:r>
+      <w:r>
+        <w:rPr>
+          <w:rStyle w:val="NormalTok"/>
+        </w:rPr>
+        <w:t xml:space="preserve">: </w:t>
+      </w:r>
+      <w:r>
+        <w:rPr>
+          <w:rStyle w:val="FloatTok"/>
+        </w:rPr>
+        <w:t xml:space="preserve">0.7</w:t>
+      </w:r>
+      <w:r>
+        <w:rPr>
+          <w:rStyle w:val="NormalTok"/>
+        </w:rPr>
+        <w:t xml:space="preserve">},</w:t>
+      </w:r>
+      <w:r>
+        <w:br/>
+      </w:r>
+      <w:r>
+        <w:rPr>
+          <w:rStyle w:val="NormalTok"/>
+        </w:rPr>
+        <w:t xml:space="preserve">            },</w:t>
+      </w:r>
+      <w:r>
+        <w:br/>
+      </w:r>
+      <w:r>
+        <w:rPr>
+          <w:rStyle w:val="NormalTok"/>
+        </w:rPr>
+        <w:t xml:space="preserve">            opacity</w:t>
+      </w:r>
+      <w:r>
+        <w:rPr>
+          <w:rStyle w:val="OperatorTok"/>
+        </w:rPr>
+        <w:t xml:space="preserve">=</w:t>
+      </w:r>
+      <w:r>
+        <w:rPr>
+          <w:rStyle w:val="FloatTok"/>
+        </w:rPr>
+        <w:t xml:space="preserve">0.85</w:t>
       </w:r>
       <w:r>
         <w:rPr>
@@ -26737,7 +28078,7 @@
         <w:rPr>
           <w:rStyle w:val="NormalTok"/>
         </w:rPr>
-        <w:t xml:space="preserve">        nbins</w:t>
+        <w:t xml:space="preserve">            hovertemplate</w:t>
       </w:r>
       <w:r>
         <w:rPr>
@@ -26747,741 +28088,612 @@
       </w:r>
       <w:r>
         <w:rPr>
+          <w:rStyle w:val="NormalTok"/>
+        </w:rPr>
+        <w:t xml:space="preserve">(</w:t>
+      </w:r>
+      <w:r>
+        <w:br/>
+      </w:r>
+      <w:r>
+        <w:rPr>
+          <w:rStyle w:val="NormalTok"/>
+        </w:rPr>
+        <w:t xml:space="preserve">                </w:t>
+      </w:r>
+      <w:r>
+        <w:rPr>
+          <w:rStyle w:val="StringTok"/>
+        </w:rPr>
+        <w:t xml:space="preserve">"Salary range: $%</w:t>
+      </w:r>
+      <w:r>
+        <w:rPr>
+          <w:rStyle w:val="SpecialCharTok"/>
+        </w:rPr>
+        <w:t xml:space="preserve">{customdata[0]:,.0f}</w:t>
+      </w:r>
+      <w:r>
+        <w:rPr>
+          <w:rStyle w:val="StringTok"/>
+        </w:rPr>
+        <w:t xml:space="preserve"> to "</w:t>
+      </w:r>
+      <w:r>
+        <w:br/>
+      </w:r>
+      <w:r>
+        <w:rPr>
+          <w:rStyle w:val="NormalTok"/>
+        </w:rPr>
+        <w:t xml:space="preserve">                </w:t>
+      </w:r>
+      <w:r>
+        <w:rPr>
+          <w:rStyle w:val="StringTok"/>
+        </w:rPr>
+        <w:t xml:space="preserve">"$%</w:t>
+      </w:r>
+      <w:r>
+        <w:rPr>
+          <w:rStyle w:val="SpecialCharTok"/>
+        </w:rPr>
+        <w:t xml:space="preserve">{customdata[1]:,.0f}</w:t>
+      </w:r>
+      <w:r>
+        <w:rPr>
+          <w:rStyle w:val="StringTok"/>
+        </w:rPr>
+        <w:t xml:space="preserve">&lt;br&gt;"</w:t>
+      </w:r>
+      <w:r>
+        <w:br/>
+      </w:r>
+      <w:r>
+        <w:rPr>
+          <w:rStyle w:val="NormalTok"/>
+        </w:rPr>
+        <w:t xml:space="preserve">                </w:t>
+      </w:r>
+      <w:r>
+        <w:rPr>
+          <w:rStyle w:val="StringTok"/>
+        </w:rPr>
+        <w:t xml:space="preserve">"Job postings: %</w:t>
+      </w:r>
+      <w:r>
+        <w:rPr>
+          <w:rStyle w:val="SpecialCharTok"/>
+        </w:rPr>
+        <w:t xml:space="preserve">{y:,}</w:t>
+      </w:r>
+      <w:r>
+        <w:rPr>
+          <w:rStyle w:val="StringTok"/>
+        </w:rPr>
+        <w:t xml:space="preserve">&lt;extra&gt;&lt;/extra&gt;"</w:t>
+      </w:r>
+      <w:r>
+        <w:br/>
+      </w:r>
+      <w:r>
+        <w:rPr>
+          <w:rStyle w:val="NormalTok"/>
+        </w:rPr>
+        <w:t xml:space="preserve">            ),</w:t>
+      </w:r>
+      <w:r>
+        <w:br/>
+      </w:r>
+      <w:r>
+        <w:rPr>
+          <w:rStyle w:val="NormalTok"/>
+        </w:rPr>
+        <w:t xml:space="preserve">        )</w:t>
+      </w:r>
+      <w:r>
+        <w:br/>
+      </w:r>
+      <w:r>
+        <w:rPr>
+          <w:rStyle w:val="NormalTok"/>
+        </w:rPr>
+        <w:t xml:space="preserve">    )</w:t>
+      </w:r>
+      <w:r>
+        <w:br/>
+      </w:r>
+      <w:r>
+        <w:br/>
+      </w:r>
+      <w:r>
+        <w:rPr>
+          <w:rStyle w:val="NormalTok"/>
+        </w:rPr>
+        <w:t xml:space="preserve">    remote_histogram.update_layout(</w:t>
+      </w:r>
+      <w:r>
+        <w:br/>
+      </w:r>
+      <w:r>
+        <w:rPr>
+          <w:rStyle w:val="NormalTok"/>
+        </w:rPr>
+        <w:t xml:space="preserve">        template</w:t>
+      </w:r>
+      <w:r>
+        <w:rPr>
+          <w:rStyle w:val="OperatorTok"/>
+        </w:rPr>
+        <w:t xml:space="preserve">=</w:t>
+      </w:r>
+      <w:r>
+        <w:rPr>
+          <w:rStyle w:val="StringTok"/>
+        </w:rPr>
+        <w:t xml:space="preserve">"ad688"</w:t>
+      </w:r>
+      <w:r>
+        <w:rPr>
+          <w:rStyle w:val="NormalTok"/>
+        </w:rPr>
+        <w:t xml:space="preserve">,</w:t>
+      </w:r>
+      <w:r>
+        <w:br/>
+      </w:r>
+      <w:r>
+        <w:rPr>
+          <w:rStyle w:val="NormalTok"/>
+        </w:rPr>
+        <w:t xml:space="preserve">        title</w:t>
+      </w:r>
+      <w:r>
+        <w:rPr>
+          <w:rStyle w:val="OperatorTok"/>
+        </w:rPr>
+        <w:t xml:space="preserve">=</w:t>
+      </w:r>
+      <w:r>
+        <w:rPr>
+          <w:rStyle w:val="SpecialStringTok"/>
+        </w:rPr>
+        <w:t xml:space="preserve">f"Salary Distribution: </w:t>
+      </w:r>
+      <w:r>
+        <w:rPr>
+          <w:rStyle w:val="SpecialCharTok"/>
+        </w:rPr>
+        <w:t xml:space="preserve">{</w:t>
+      </w:r>
+      <w:r>
+        <w:rPr>
+          <w:rStyle w:val="NormalTok"/>
+        </w:rPr>
+        <w:t xml:space="preserve">group_name</w:t>
+      </w:r>
+      <w:r>
+        <w:rPr>
+          <w:rStyle w:val="SpecialCharTok"/>
+        </w:rPr>
+        <w:t xml:space="preserve">}</w:t>
+      </w:r>
+      <w:r>
+        <w:rPr>
+          <w:rStyle w:val="SpecialStringTok"/>
+        </w:rPr>
+        <w:t xml:space="preserve"> Work"</w:t>
+      </w:r>
+      <w:r>
+        <w:rPr>
+          <w:rStyle w:val="NormalTok"/>
+        </w:rPr>
+        <w:t xml:space="preserve">,</w:t>
+      </w:r>
+      <w:r>
+        <w:br/>
+      </w:r>
+      <w:r>
+        <w:rPr>
+          <w:rStyle w:val="NormalTok"/>
+        </w:rPr>
+        <w:t xml:space="preserve">        height</w:t>
+      </w:r>
+      <w:r>
+        <w:rPr>
+          <w:rStyle w:val="OperatorTok"/>
+        </w:rPr>
+        <w:t xml:space="preserve">=</w:t>
+      </w:r>
+      <w:r>
+        <w:rPr>
           <w:rStyle w:val="DecValTok"/>
         </w:rPr>
+        <w:t xml:space="preserve">560</w:t>
+      </w:r>
+      <w:r>
+        <w:rPr>
+          <w:rStyle w:val="NormalTok"/>
+        </w:rPr>
+        <w:t xml:space="preserve">,</w:t>
+      </w:r>
+      <w:r>
+        <w:br/>
+      </w:r>
+      <w:r>
+        <w:rPr>
+          <w:rStyle w:val="NormalTok"/>
+        </w:rPr>
+        <w:t xml:space="preserve">        showlegend</w:t>
+      </w:r>
+      <w:r>
+        <w:rPr>
+          <w:rStyle w:val="OperatorTok"/>
+        </w:rPr>
+        <w:t xml:space="preserve">=</w:t>
+      </w:r>
+      <w:r>
+        <w:rPr>
+          <w:rStyle w:val="VariableTok"/>
+        </w:rPr>
+        <w:t xml:space="preserve">False</w:t>
+      </w:r>
+      <w:r>
+        <w:rPr>
+          <w:rStyle w:val="NormalTok"/>
+        </w:rPr>
+        <w:t xml:space="preserve">,</w:t>
+      </w:r>
+      <w:r>
+        <w:br/>
+      </w:r>
+      <w:r>
+        <w:rPr>
+          <w:rStyle w:val="NormalTok"/>
+        </w:rPr>
+        <w:t xml:space="preserve">        bargap</w:t>
+      </w:r>
+      <w:r>
+        <w:rPr>
+          <w:rStyle w:val="OperatorTok"/>
+        </w:rPr>
+        <w:t xml:space="preserve">=</w:t>
+      </w:r>
+      <w:r>
+        <w:rPr>
+          <w:rStyle w:val="FloatTok"/>
+        </w:rPr>
+        <w:t xml:space="preserve">0.04</w:t>
+      </w:r>
+      <w:r>
+        <w:rPr>
+          <w:rStyle w:val="NormalTok"/>
+        </w:rPr>
+        <w:t xml:space="preserve">,</w:t>
+      </w:r>
+      <w:r>
+        <w:br/>
+      </w:r>
+      <w:r>
+        <w:rPr>
+          <w:rStyle w:val="NormalTok"/>
+        </w:rPr>
+        <w:t xml:space="preserve">        xaxis_title</w:t>
+      </w:r>
+      <w:r>
+        <w:rPr>
+          <w:rStyle w:val="OperatorTok"/>
+        </w:rPr>
+        <w:t xml:space="preserve">=</w:t>
+      </w:r>
+      <w:r>
+        <w:rPr>
+          <w:rStyle w:val="NormalTok"/>
+        </w:rPr>
+        <w:t xml:space="preserve">(</w:t>
+      </w:r>
+      <w:r>
+        <w:br/>
+      </w:r>
+      <w:r>
+        <w:rPr>
+          <w:rStyle w:val="NormalTok"/>
+        </w:rPr>
+        <w:t xml:space="preserve">            </w:t>
+      </w:r>
+      <w:r>
+        <w:rPr>
+          <w:rStyle w:val="StringTok"/>
+        </w:rPr>
+        <w:t xml:space="preserve">"Average Salary (USD, logarithmic scale)"</w:t>
+      </w:r>
+      <w:r>
+        <w:br/>
+      </w:r>
+      <w:r>
+        <w:rPr>
+          <w:rStyle w:val="NormalTok"/>
+        </w:rPr>
+        <w:t xml:space="preserve">            </w:t>
+      </w:r>
+      <w:r>
+        <w:rPr>
+          <w:rStyle w:val="ControlFlowTok"/>
+        </w:rPr>
+        <w:t xml:space="preserve">if</w:t>
+      </w:r>
+      <w:r>
+        <w:rPr>
+          <w:rStyle w:val="NormalTok"/>
+        </w:rPr>
+        <w:t xml:space="preserve"> remote_log_scale</w:t>
+      </w:r>
+      <w:r>
+        <w:br/>
+      </w:r>
+      <w:r>
+        <w:rPr>
+          <w:rStyle w:val="NormalTok"/>
+        </w:rPr>
+        <w:t xml:space="preserve">            </w:t>
+      </w:r>
+      <w:r>
+        <w:rPr>
+          <w:rStyle w:val="ControlFlowTok"/>
+        </w:rPr>
+        <w:t xml:space="preserve">else</w:t>
+      </w:r>
+      <w:r>
+        <w:rPr>
+          <w:rStyle w:val="NormalTok"/>
+        </w:rPr>
+        <w:t xml:space="preserve"> </w:t>
+      </w:r>
+      <w:r>
+        <w:rPr>
+          <w:rStyle w:val="StringTok"/>
+        </w:rPr>
+        <w:t xml:space="preserve">"Average Salary (USD)"</w:t>
+      </w:r>
+      <w:r>
+        <w:br/>
+      </w:r>
+      <w:r>
+        <w:rPr>
+          <w:rStyle w:val="NormalTok"/>
+        </w:rPr>
+        <w:t xml:space="preserve">        ),</w:t>
+      </w:r>
+      <w:r>
+        <w:br/>
+      </w:r>
+      <w:r>
+        <w:rPr>
+          <w:rStyle w:val="NormalTok"/>
+        </w:rPr>
+        <w:t xml:space="preserve">        yaxis_title</w:t>
+      </w:r>
+      <w:r>
+        <w:rPr>
+          <w:rStyle w:val="OperatorTok"/>
+        </w:rPr>
+        <w:t xml:space="preserve">=</w:t>
+      </w:r>
+      <w:r>
+        <w:rPr>
+          <w:rStyle w:val="StringTok"/>
+        </w:rPr>
+        <w:t xml:space="preserve">"Number of Job Postings"</w:t>
+      </w:r>
+      <w:r>
+        <w:rPr>
+          <w:rStyle w:val="NormalTok"/>
+        </w:rPr>
+        <w:t xml:space="preserve">,</w:t>
+      </w:r>
+      <w:r>
+        <w:br/>
+      </w:r>
+      <w:r>
+        <w:rPr>
+          <w:rStyle w:val="NormalTok"/>
+        </w:rPr>
+        <w:t xml:space="preserve">        margin</w:t>
+      </w:r>
+      <w:r>
+        <w:rPr>
+          <w:rStyle w:val="OperatorTok"/>
+        </w:rPr>
+        <w:t xml:space="preserve">=</w:t>
+      </w:r>
+      <w:r>
+        <w:rPr>
+          <w:rStyle w:val="NormalTok"/>
+        </w:rPr>
+        <w:t xml:space="preserve">{</w:t>
+      </w:r>
+      <w:r>
+        <w:rPr>
+          <w:rStyle w:val="StringTok"/>
+        </w:rPr>
+        <w:t xml:space="preserve">"l"</w:t>
+      </w:r>
+      <w:r>
+        <w:rPr>
+          <w:rStyle w:val="NormalTok"/>
+        </w:rPr>
+        <w:t xml:space="preserve">: </w:t>
+      </w:r>
+      <w:r>
+        <w:rPr>
+          <w:rStyle w:val="DecValTok"/>
+        </w:rPr>
+        <w:t xml:space="preserve">80</w:t>
+      </w:r>
+      <w:r>
+        <w:rPr>
+          <w:rStyle w:val="NormalTok"/>
+        </w:rPr>
+        <w:t xml:space="preserve">, </w:t>
+      </w:r>
+      <w:r>
+        <w:rPr>
+          <w:rStyle w:val="StringTok"/>
+        </w:rPr>
+        <w:t xml:space="preserve">"r"</w:t>
+      </w:r>
+      <w:r>
+        <w:rPr>
+          <w:rStyle w:val="NormalTok"/>
+        </w:rPr>
+        <w:t xml:space="preserve">: </w:t>
+      </w:r>
+      <w:r>
+        <w:rPr>
+          <w:rStyle w:val="DecValTok"/>
+        </w:rPr>
         <w:t xml:space="preserve">40</w:t>
       </w:r>
       <w:r>
         <w:rPr>
           <w:rStyle w:val="NormalTok"/>
         </w:rPr>
+        <w:t xml:space="preserve">, </w:t>
+      </w:r>
+      <w:r>
+        <w:rPr>
+          <w:rStyle w:val="StringTok"/>
+        </w:rPr>
+        <w:t xml:space="preserve">"t"</w:t>
+      </w:r>
+      <w:r>
+        <w:rPr>
+          <w:rStyle w:val="NormalTok"/>
+        </w:rPr>
+        <w:t xml:space="preserve">: </w:t>
+      </w:r>
+      <w:r>
+        <w:rPr>
+          <w:rStyle w:val="DecValTok"/>
+        </w:rPr>
+        <w:t xml:space="preserve">90</w:t>
+      </w:r>
+      <w:r>
+        <w:rPr>
+          <w:rStyle w:val="NormalTok"/>
+        </w:rPr>
+        <w:t xml:space="preserve">, </w:t>
+      </w:r>
+      <w:r>
+        <w:rPr>
+          <w:rStyle w:val="StringTok"/>
+        </w:rPr>
+        <w:t xml:space="preserve">"b"</w:t>
+      </w:r>
+      <w:r>
+        <w:rPr>
+          <w:rStyle w:val="NormalTok"/>
+        </w:rPr>
+        <w:t xml:space="preserve">: </w:t>
+      </w:r>
+      <w:r>
+        <w:rPr>
+          <w:rStyle w:val="DecValTok"/>
+        </w:rPr>
+        <w:t xml:space="preserve">80</w:t>
+      </w:r>
+      <w:r>
+        <w:rPr>
+          <w:rStyle w:val="NormalTok"/>
+        </w:rPr>
+        <w:t xml:space="preserve">},</w:t>
+      </w:r>
+      <w:r>
+        <w:br/>
+      </w:r>
+      <w:r>
+        <w:rPr>
+          <w:rStyle w:val="NormalTok"/>
+        </w:rPr>
+        <w:t xml:space="preserve">    )</w:t>
+      </w:r>
+      <w:r>
+        <w:br/>
+      </w:r>
+      <w:r>
+        <w:rPr>
+          <w:rStyle w:val="NormalTok"/>
+        </w:rPr>
+        <w:t xml:space="preserve">    remote_histogram.update_xaxes(</w:t>
+      </w:r>
+      <w:r>
+        <w:br/>
+      </w:r>
+      <w:r>
+        <w:rPr>
+          <w:rStyle w:val="NormalTok"/>
+        </w:rPr>
+        <w:t xml:space="preserve">        </w:t>
+      </w:r>
+      <w:r>
+        <w:rPr>
+          <w:rStyle w:val="BuiltInTok"/>
+        </w:rPr>
+        <w:t xml:space="preserve">type</w:t>
+      </w:r>
+      <w:r>
+        <w:rPr>
+          <w:rStyle w:val="OperatorTok"/>
+        </w:rPr>
+        <w:t xml:space="preserve">=</w:t>
+      </w:r>
+      <w:r>
+        <w:rPr>
+          <w:rStyle w:val="StringTok"/>
+        </w:rPr>
+        <w:t xml:space="preserve">"log"</w:t>
+      </w:r>
+      <w:r>
+        <w:rPr>
+          <w:rStyle w:val="NormalTok"/>
+        </w:rPr>
+        <w:t xml:space="preserve"> </w:t>
+      </w:r>
+      <w:r>
+        <w:rPr>
+          <w:rStyle w:val="ControlFlowTok"/>
+        </w:rPr>
+        <w:t xml:space="preserve">if</w:t>
+      </w:r>
+      <w:r>
+        <w:rPr>
+          <w:rStyle w:val="NormalTok"/>
+        </w:rPr>
+        <w:t xml:space="preserve"> remote_log_scale </w:t>
+      </w:r>
+      <w:r>
+        <w:rPr>
+          <w:rStyle w:val="ControlFlowTok"/>
+        </w:rPr>
+        <w:t xml:space="preserve">else</w:t>
+      </w:r>
+      <w:r>
+        <w:rPr>
+          <w:rStyle w:val="NormalTok"/>
+        </w:rPr>
+        <w:t xml:space="preserve"> </w:t>
+      </w:r>
+      <w:r>
+        <w:rPr>
+          <w:rStyle w:val="StringTok"/>
+        </w:rPr>
+        <w:t xml:space="preserve">"linear"</w:t>
+      </w:r>
+      <w:r>
+        <w:rPr>
+          <w:rStyle w:val="NormalTok"/>
+        </w:rPr>
         <w:t xml:space="preserve">,</w:t>
-      </w:r>
-      <w:r>
-        <w:br/>
-      </w:r>
-      <w:r>
-        <w:rPr>
-          <w:rStyle w:val="NormalTok"/>
-        </w:rPr>
-        <w:t xml:space="preserve">        log_x</w:t>
-      </w:r>
-      <w:r>
-        <w:rPr>
-          <w:rStyle w:val="OperatorTok"/>
-        </w:rPr>
-        <w:t xml:space="preserve">=</w:t>
-      </w:r>
-      <w:r>
-        <w:rPr>
-          <w:rStyle w:val="NormalTok"/>
-        </w:rPr>
-        <w:t xml:space="preserve">remote_log_scale,</w:t>
-      </w:r>
-      <w:r>
-        <w:br/>
-      </w:r>
-      <w:r>
-        <w:rPr>
-          <w:rStyle w:val="NormalTok"/>
-        </w:rPr>
-        <w:t xml:space="preserve">        title</w:t>
-      </w:r>
-      <w:r>
-        <w:rPr>
-          <w:rStyle w:val="OperatorTok"/>
-        </w:rPr>
-        <w:t xml:space="preserve">=</w:t>
-      </w:r>
-      <w:r>
-        <w:rPr>
-          <w:rStyle w:val="SpecialStringTok"/>
-        </w:rPr>
-        <w:t xml:space="preserve">f"Salary Distribution: </w:t>
-      </w:r>
-      <w:r>
-        <w:rPr>
-          <w:rStyle w:val="SpecialCharTok"/>
-        </w:rPr>
-        <w:t xml:space="preserve">{</w:t>
-      </w:r>
-      <w:r>
-        <w:rPr>
-          <w:rStyle w:val="NormalTok"/>
-        </w:rPr>
-        <w:t xml:space="preserve">group_name</w:t>
-      </w:r>
-      <w:r>
-        <w:rPr>
-          <w:rStyle w:val="SpecialCharTok"/>
-        </w:rPr>
-        <w:t xml:space="preserve">}</w:t>
-      </w:r>
-      <w:r>
-        <w:rPr>
-          <w:rStyle w:val="SpecialStringTok"/>
-        </w:rPr>
-        <w:t xml:space="preserve"> Work"</w:t>
-      </w:r>
-      <w:r>
-        <w:rPr>
-          <w:rStyle w:val="NormalTok"/>
-        </w:rPr>
-        <w:t xml:space="preserve">,</w:t>
-      </w:r>
-      <w:r>
-        <w:br/>
-      </w:r>
-      <w:r>
-        <w:rPr>
-          <w:rStyle w:val="NormalTok"/>
-        </w:rPr>
-        <w:t xml:space="preserve">        labels</w:t>
-      </w:r>
-      <w:r>
-        <w:rPr>
-          <w:rStyle w:val="OperatorTok"/>
-        </w:rPr>
-        <w:t xml:space="preserve">=</w:t>
-      </w:r>
-      <w:r>
-        <w:rPr>
-          <w:rStyle w:val="NormalTok"/>
-        </w:rPr>
-        <w:t xml:space="preserve">{</w:t>
-      </w:r>
-      <w:r>
-        <w:rPr>
-          <w:rStyle w:val="StringTok"/>
-        </w:rPr>
-        <w:t xml:space="preserve">"Average_Salary"</w:t>
-      </w:r>
-      <w:r>
-        <w:rPr>
-          <w:rStyle w:val="NormalTok"/>
-        </w:rPr>
-        <w:t xml:space="preserve">: </w:t>
-      </w:r>
-      <w:r>
-        <w:rPr>
-          <w:rStyle w:val="StringTok"/>
-        </w:rPr>
-        <w:t xml:space="preserve">"Average Salary"</w:t>
-      </w:r>
-      <w:r>
-        <w:rPr>
-          <w:rStyle w:val="NormalTok"/>
-        </w:rPr>
-        <w:t xml:space="preserve">},</w:t>
-      </w:r>
-      <w:r>
-        <w:br/>
-      </w:r>
-      <w:r>
-        <w:rPr>
-          <w:rStyle w:val="NormalTok"/>
-        </w:rPr>
-        <w:t xml:space="preserve">    )</w:t>
-      </w:r>
-      <w:r>
-        <w:br/>
-      </w:r>
-      <w:r>
-        <w:br/>
-      </w:r>
-      <w:r>
-        <w:rPr>
-          <w:rStyle w:val="NormalTok"/>
-        </w:rPr>
-        <w:t xml:space="preserve">    remote_histogram.update_traces(</w:t>
-      </w:r>
-      <w:r>
-        <w:br/>
-      </w:r>
-      <w:r>
-        <w:rPr>
-          <w:rStyle w:val="NormalTok"/>
-        </w:rPr>
-        <w:t xml:space="preserve">        marker</w:t>
-      </w:r>
-      <w:r>
-        <w:rPr>
-          <w:rStyle w:val="OperatorTok"/>
-        </w:rPr>
-        <w:t xml:space="preserve">=</w:t>
-      </w:r>
-      <w:r>
-        <w:rPr>
-          <w:rStyle w:val="NormalTok"/>
-        </w:rPr>
-        <w:t xml:space="preserve">{</w:t>
-      </w:r>
-      <w:r>
-        <w:br/>
-      </w:r>
-      <w:r>
-        <w:rPr>
-          <w:rStyle w:val="NormalTok"/>
-        </w:rPr>
-        <w:t xml:space="preserve">            </w:t>
-      </w:r>
-      <w:r>
-        <w:rPr>
-          <w:rStyle w:val="StringTok"/>
-        </w:rPr>
-        <w:t xml:space="preserve">"color"</w:t>
-      </w:r>
-      <w:r>
-        <w:rPr>
-          <w:rStyle w:val="NormalTok"/>
-        </w:rPr>
-        <w:t xml:space="preserve">: remote_colors[group_name],</w:t>
-      </w:r>
-      <w:r>
-        <w:br/>
-      </w:r>
-      <w:r>
-        <w:rPr>
-          <w:rStyle w:val="NormalTok"/>
-        </w:rPr>
-        <w:t xml:space="preserve">            </w:t>
-      </w:r>
-      <w:r>
-        <w:rPr>
-          <w:rStyle w:val="StringTok"/>
-        </w:rPr>
-        <w:t xml:space="preserve">"line"</w:t>
-      </w:r>
-      <w:r>
-        <w:rPr>
-          <w:rStyle w:val="NormalTok"/>
-        </w:rPr>
-        <w:t xml:space="preserve">: {</w:t>
-      </w:r>
-      <w:r>
-        <w:rPr>
-          <w:rStyle w:val="StringTok"/>
-        </w:rPr>
-        <w:t xml:space="preserve">"color"</w:t>
-      </w:r>
-      <w:r>
-        <w:rPr>
-          <w:rStyle w:val="NormalTok"/>
-        </w:rPr>
-        <w:t xml:space="preserve">: </w:t>
-      </w:r>
-      <w:r>
-        <w:rPr>
-          <w:rStyle w:val="StringTok"/>
-        </w:rPr>
-        <w:t xml:space="preserve">"#FFFFFF"</w:t>
-      </w:r>
-      <w:r>
-        <w:rPr>
-          <w:rStyle w:val="NormalTok"/>
-        </w:rPr>
-        <w:t xml:space="preserve">, </w:t>
-      </w:r>
-      <w:r>
-        <w:rPr>
-          <w:rStyle w:val="StringTok"/>
-        </w:rPr>
-        <w:t xml:space="preserve">"width"</w:t>
-      </w:r>
-      <w:r>
-        <w:rPr>
-          <w:rStyle w:val="NormalTok"/>
-        </w:rPr>
-        <w:t xml:space="preserve">: </w:t>
-      </w:r>
-      <w:r>
-        <w:rPr>
-          <w:rStyle w:val="FloatTok"/>
-        </w:rPr>
-        <w:t xml:space="preserve">0.7</w:t>
-      </w:r>
-      <w:r>
-        <w:rPr>
-          <w:rStyle w:val="NormalTok"/>
-        </w:rPr>
-        <w:t xml:space="preserve">},</w:t>
-      </w:r>
-      <w:r>
-        <w:br/>
-      </w:r>
-      <w:r>
-        <w:rPr>
-          <w:rStyle w:val="NormalTok"/>
-        </w:rPr>
-        <w:t xml:space="preserve">        },</w:t>
-      </w:r>
-      <w:r>
-        <w:br/>
-      </w:r>
-      <w:r>
-        <w:rPr>
-          <w:rStyle w:val="NormalTok"/>
-        </w:rPr>
-        <w:t xml:space="preserve">        opacity</w:t>
-      </w:r>
-      <w:r>
-        <w:rPr>
-          <w:rStyle w:val="OperatorTok"/>
-        </w:rPr>
-        <w:t xml:space="preserve">=</w:t>
-      </w:r>
-      <w:r>
-        <w:rPr>
-          <w:rStyle w:val="FloatTok"/>
-        </w:rPr>
-        <w:t xml:space="preserve">0.85</w:t>
-      </w:r>
-      <w:r>
-        <w:rPr>
-          <w:rStyle w:val="NormalTok"/>
-        </w:rPr>
-        <w:t xml:space="preserve">,</w:t>
-      </w:r>
-      <w:r>
-        <w:br/>
-      </w:r>
-      <w:r>
-        <w:rPr>
-          <w:rStyle w:val="NormalTok"/>
-        </w:rPr>
-        <w:t xml:space="preserve">        hovertemplate</w:t>
-      </w:r>
-      <w:r>
-        <w:rPr>
-          <w:rStyle w:val="OperatorTok"/>
-        </w:rPr>
-        <w:t xml:space="preserve">=</w:t>
-      </w:r>
-      <w:r>
-        <w:rPr>
-          <w:rStyle w:val="NormalTok"/>
-        </w:rPr>
-        <w:t xml:space="preserve">(</w:t>
-      </w:r>
-      <w:r>
-        <w:br/>
-      </w:r>
-      <w:r>
-        <w:rPr>
-          <w:rStyle w:val="NormalTok"/>
-        </w:rPr>
-        <w:t xml:space="preserve">            </w:t>
-      </w:r>
-      <w:r>
-        <w:rPr>
-          <w:rStyle w:val="StringTok"/>
-        </w:rPr>
-        <w:t xml:space="preserve">"Salary: %{x:$,.0f}&lt;br&gt;Job postings: %</w:t>
-      </w:r>
-      <w:r>
-        <w:rPr>
-          <w:rStyle w:val="SpecialCharTok"/>
-        </w:rPr>
-        <w:t xml:space="preserve">{y:,}</w:t>
-      </w:r>
-      <w:r>
-        <w:rPr>
-          <w:rStyle w:val="StringTok"/>
-        </w:rPr>
-        <w:t xml:space="preserve">&lt;extra&gt;&lt;/extra&gt;"</w:t>
-      </w:r>
-      <w:r>
-        <w:br/>
-      </w:r>
-      <w:r>
-        <w:rPr>
-          <w:rStyle w:val="NormalTok"/>
-        </w:rPr>
-        <w:t xml:space="preserve">        ),</w:t>
-      </w:r>
-      <w:r>
-        <w:br/>
-      </w:r>
-      <w:r>
-        <w:rPr>
-          <w:rStyle w:val="NormalTok"/>
-        </w:rPr>
-        <w:t xml:space="preserve">    )</w:t>
-      </w:r>
-      <w:r>
-        <w:br/>
-      </w:r>
-      <w:r>
-        <w:br/>
-      </w:r>
-      <w:r>
-        <w:rPr>
-          <w:rStyle w:val="NormalTok"/>
-        </w:rPr>
-        <w:t xml:space="preserve">    remote_histogram.update_layout(</w:t>
-      </w:r>
-      <w:r>
-        <w:br/>
-      </w:r>
-      <w:r>
-        <w:rPr>
-          <w:rStyle w:val="NormalTok"/>
-        </w:rPr>
-        <w:t xml:space="preserve">        template</w:t>
-      </w:r>
-      <w:r>
-        <w:rPr>
-          <w:rStyle w:val="OperatorTok"/>
-        </w:rPr>
-        <w:t xml:space="preserve">=</w:t>
-      </w:r>
-      <w:r>
-        <w:rPr>
-          <w:rStyle w:val="StringTok"/>
-        </w:rPr>
-        <w:t xml:space="preserve">"ad688"</w:t>
-      </w:r>
-      <w:r>
-        <w:rPr>
-          <w:rStyle w:val="NormalTok"/>
-        </w:rPr>
-        <w:t xml:space="preserve">,</w:t>
-      </w:r>
-      <w:r>
-        <w:br/>
-      </w:r>
-      <w:r>
-        <w:rPr>
-          <w:rStyle w:val="NormalTok"/>
-        </w:rPr>
-        <w:t xml:space="preserve">        height</w:t>
-      </w:r>
-      <w:r>
-        <w:rPr>
-          <w:rStyle w:val="OperatorTok"/>
-        </w:rPr>
-        <w:t xml:space="preserve">=</w:t>
-      </w:r>
-      <w:r>
-        <w:rPr>
-          <w:rStyle w:val="DecValTok"/>
-        </w:rPr>
-        <w:t xml:space="preserve">560</w:t>
-      </w:r>
-      <w:r>
-        <w:rPr>
-          <w:rStyle w:val="NormalTok"/>
-        </w:rPr>
-        <w:t xml:space="preserve">,</w:t>
-      </w:r>
-      <w:r>
-        <w:br/>
-      </w:r>
-      <w:r>
-        <w:rPr>
-          <w:rStyle w:val="NormalTok"/>
-        </w:rPr>
-        <w:t xml:space="preserve">        showlegend</w:t>
-      </w:r>
-      <w:r>
-        <w:rPr>
-          <w:rStyle w:val="OperatorTok"/>
-        </w:rPr>
-        <w:t xml:space="preserve">=</w:t>
-      </w:r>
-      <w:r>
-        <w:rPr>
-          <w:rStyle w:val="VariableTok"/>
-        </w:rPr>
-        <w:t xml:space="preserve">False</w:t>
-      </w:r>
-      <w:r>
-        <w:rPr>
-          <w:rStyle w:val="NormalTok"/>
-        </w:rPr>
-        <w:t xml:space="preserve">,</w:t>
-      </w:r>
-      <w:r>
-        <w:br/>
-      </w:r>
-      <w:r>
-        <w:rPr>
-          <w:rStyle w:val="NormalTok"/>
-        </w:rPr>
-        <w:t xml:space="preserve">        bargap</w:t>
-      </w:r>
-      <w:r>
-        <w:rPr>
-          <w:rStyle w:val="OperatorTok"/>
-        </w:rPr>
-        <w:t xml:space="preserve">=</w:t>
-      </w:r>
-      <w:r>
-        <w:rPr>
-          <w:rStyle w:val="FloatTok"/>
-        </w:rPr>
-        <w:t xml:space="preserve">0.04</w:t>
-      </w:r>
-      <w:r>
-        <w:rPr>
-          <w:rStyle w:val="NormalTok"/>
-        </w:rPr>
-        <w:t xml:space="preserve">,</w:t>
-      </w:r>
-      <w:r>
-        <w:br/>
-      </w:r>
-      <w:r>
-        <w:rPr>
-          <w:rStyle w:val="NormalTok"/>
-        </w:rPr>
-        <w:t xml:space="preserve">        xaxis_title</w:t>
-      </w:r>
-      <w:r>
-        <w:rPr>
-          <w:rStyle w:val="OperatorTok"/>
-        </w:rPr>
-        <w:t xml:space="preserve">=</w:t>
-      </w:r>
-      <w:r>
-        <w:rPr>
-          <w:rStyle w:val="NormalTok"/>
-        </w:rPr>
-        <w:t xml:space="preserve">(</w:t>
-      </w:r>
-      <w:r>
-        <w:br/>
-      </w:r>
-      <w:r>
-        <w:rPr>
-          <w:rStyle w:val="NormalTok"/>
-        </w:rPr>
-        <w:t xml:space="preserve">            </w:t>
-      </w:r>
-      <w:r>
-        <w:rPr>
-          <w:rStyle w:val="StringTok"/>
-        </w:rPr>
-        <w:t xml:space="preserve">"Average Salary (USD, logarithmic scale)"</w:t>
-      </w:r>
-      <w:r>
-        <w:br/>
-      </w:r>
-      <w:r>
-        <w:rPr>
-          <w:rStyle w:val="NormalTok"/>
-        </w:rPr>
-        <w:t xml:space="preserve">            </w:t>
-      </w:r>
-      <w:r>
-        <w:rPr>
-          <w:rStyle w:val="ControlFlowTok"/>
-        </w:rPr>
-        <w:t xml:space="preserve">if</w:t>
-      </w:r>
-      <w:r>
-        <w:rPr>
-          <w:rStyle w:val="NormalTok"/>
-        </w:rPr>
-        <w:t xml:space="preserve"> remote_log_scale</w:t>
-      </w:r>
-      <w:r>
-        <w:br/>
-      </w:r>
-      <w:r>
-        <w:rPr>
-          <w:rStyle w:val="NormalTok"/>
-        </w:rPr>
-        <w:t xml:space="preserve">            </w:t>
-      </w:r>
-      <w:r>
-        <w:rPr>
-          <w:rStyle w:val="ControlFlowTok"/>
-        </w:rPr>
-        <w:t xml:space="preserve">else</w:t>
-      </w:r>
-      <w:r>
-        <w:rPr>
-          <w:rStyle w:val="NormalTok"/>
-        </w:rPr>
-        <w:t xml:space="preserve"> </w:t>
-      </w:r>
-      <w:r>
-        <w:rPr>
-          <w:rStyle w:val="StringTok"/>
-        </w:rPr>
-        <w:t xml:space="preserve">"Average Salary (USD)"</w:t>
-      </w:r>
-      <w:r>
-        <w:br/>
-      </w:r>
-      <w:r>
-        <w:rPr>
-          <w:rStyle w:val="NormalTok"/>
-        </w:rPr>
-        <w:t xml:space="preserve">        ),</w:t>
-      </w:r>
-      <w:r>
-        <w:br/>
-      </w:r>
-      <w:r>
-        <w:rPr>
-          <w:rStyle w:val="NormalTok"/>
-        </w:rPr>
-        <w:t xml:space="preserve">        yaxis_title</w:t>
-      </w:r>
-      <w:r>
-        <w:rPr>
-          <w:rStyle w:val="OperatorTok"/>
-        </w:rPr>
-        <w:t xml:space="preserve">=</w:t>
-      </w:r>
-      <w:r>
-        <w:rPr>
-          <w:rStyle w:val="StringTok"/>
-        </w:rPr>
-        <w:t xml:space="preserve">"Number of Job Postings"</w:t>
-      </w:r>
-      <w:r>
-        <w:rPr>
-          <w:rStyle w:val="NormalTok"/>
-        </w:rPr>
-        <w:t xml:space="preserve">,</w:t>
-      </w:r>
-      <w:r>
-        <w:br/>
-      </w:r>
-      <w:r>
-        <w:rPr>
-          <w:rStyle w:val="NormalTok"/>
-        </w:rPr>
-        <w:t xml:space="preserve">        margin</w:t>
-      </w:r>
-      <w:r>
-        <w:rPr>
-          <w:rStyle w:val="OperatorTok"/>
-        </w:rPr>
-        <w:t xml:space="preserve">=</w:t>
-      </w:r>
-      <w:r>
-        <w:rPr>
-          <w:rStyle w:val="NormalTok"/>
-        </w:rPr>
-        <w:t xml:space="preserve">{</w:t>
-      </w:r>
-      <w:r>
-        <w:rPr>
-          <w:rStyle w:val="StringTok"/>
-        </w:rPr>
-        <w:t xml:space="preserve">"l"</w:t>
-      </w:r>
-      <w:r>
-        <w:rPr>
-          <w:rStyle w:val="NormalTok"/>
-        </w:rPr>
-        <w:t xml:space="preserve">: </w:t>
-      </w:r>
-      <w:r>
-        <w:rPr>
-          <w:rStyle w:val="DecValTok"/>
-        </w:rPr>
-        <w:t xml:space="preserve">80</w:t>
-      </w:r>
-      <w:r>
-        <w:rPr>
-          <w:rStyle w:val="NormalTok"/>
-        </w:rPr>
-        <w:t xml:space="preserve">, </w:t>
-      </w:r>
-      <w:r>
-        <w:rPr>
-          <w:rStyle w:val="StringTok"/>
-        </w:rPr>
-        <w:t xml:space="preserve">"r"</w:t>
-      </w:r>
-      <w:r>
-        <w:rPr>
-          <w:rStyle w:val="NormalTok"/>
-        </w:rPr>
-        <w:t xml:space="preserve">: </w:t>
-      </w:r>
-      <w:r>
-        <w:rPr>
-          <w:rStyle w:val="DecValTok"/>
-        </w:rPr>
-        <w:t xml:space="preserve">40</w:t>
-      </w:r>
-      <w:r>
-        <w:rPr>
-          <w:rStyle w:val="NormalTok"/>
-        </w:rPr>
-        <w:t xml:space="preserve">, </w:t>
-      </w:r>
-      <w:r>
-        <w:rPr>
-          <w:rStyle w:val="StringTok"/>
-        </w:rPr>
-        <w:t xml:space="preserve">"t"</w:t>
-      </w:r>
-      <w:r>
-        <w:rPr>
-          <w:rStyle w:val="NormalTok"/>
-        </w:rPr>
-        <w:t xml:space="preserve">: </w:t>
-      </w:r>
-      <w:r>
-        <w:rPr>
-          <w:rStyle w:val="DecValTok"/>
-        </w:rPr>
-        <w:t xml:space="preserve">90</w:t>
-      </w:r>
-      <w:r>
-        <w:rPr>
-          <w:rStyle w:val="NormalTok"/>
-        </w:rPr>
-        <w:t xml:space="preserve">, </w:t>
-      </w:r>
-      <w:r>
-        <w:rPr>
-          <w:rStyle w:val="StringTok"/>
-        </w:rPr>
-        <w:t xml:space="preserve">"b"</w:t>
-      </w:r>
-      <w:r>
-        <w:rPr>
-          <w:rStyle w:val="NormalTok"/>
-        </w:rPr>
-        <w:t xml:space="preserve">: </w:t>
-      </w:r>
-      <w:r>
-        <w:rPr>
-          <w:rStyle w:val="DecValTok"/>
-        </w:rPr>
-        <w:t xml:space="preserve">80</w:t>
-      </w:r>
-      <w:r>
-        <w:rPr>
-          <w:rStyle w:val="NormalTok"/>
-        </w:rPr>
-        <w:t xml:space="preserve">},</w:t>
-      </w:r>
-      <w:r>
-        <w:br/>
-      </w:r>
-      <w:r>
-        <w:rPr>
-          <w:rStyle w:val="NormalTok"/>
-        </w:rPr>
-        <w:t xml:space="preserve">    )</w:t>
-      </w:r>
-      <w:r>
-        <w:br/>
-      </w:r>
-      <w:r>
-        <w:rPr>
-          <w:rStyle w:val="NormalTok"/>
-        </w:rPr>
-        <w:t xml:space="preserve">    remote_histogram.update_xaxes(</w:t>
       </w:r>
       <w:r>
         <w:br/>
@@ -28756,7 +29968,7 @@
         <w:rPr>
           <w:rStyle w:val="VerbatimChar"/>
         </w:rPr>
-        <w:t xml:space="preserve">1918</w:t>
+        <w:t xml:space="preserve">3867</w:t>
       </w:r>
     </w:p>
     <w:bookmarkEnd w:id="102"/>
